--- a/Roteiro demonstração.docx
+++ b/Roteiro demonstração.docx
@@ -41,6 +41,18 @@
         </w:numPr>
       </w:pPr>
       <w:r>
+        <w:t>Mostrar onde tem as tabelas na aplicação</w:t>
+      </w:r>
+    </w:p>
+    <w:p>
+      <w:pPr>
+        <w:pStyle w:val="PargrafodaLista"/>
+        <w:numPr>
+          <w:ilvl w:val="0"/>
+          <w:numId w:val="1"/>
+        </w:numPr>
+      </w:pPr>
+      <w:r>
         <w:t>Mostrar a importação via .</w:t>
       </w:r>
       <w:proofErr w:type="spellStart"/>
@@ -49,13 +61,66 @@
       </w:r>
       <w:proofErr w:type="spellEnd"/>
       <w:r>
-        <w:t xml:space="preserve"> e a extração dos dados do </w:t>
+        <w:t xml:space="preserve"> </w:t>
+      </w:r>
+      <w:r>
+        <w:t>e mostrar o arquivo</w:t>
+      </w:r>
+    </w:p>
+    <w:p>
+      <w:pPr>
+        <w:pStyle w:val="PargrafodaLista"/>
+        <w:numPr>
+          <w:ilvl w:val="0"/>
+          <w:numId w:val="1"/>
+        </w:numPr>
+      </w:pPr>
+      <w:r>
+        <w:t xml:space="preserve"> Mostrar</w:t>
+      </w:r>
+      <w:r>
+        <w:t xml:space="preserve"> a extração dos dados do </w:t>
       </w:r>
       <w:proofErr w:type="spellStart"/>
       <w:r>
         <w:t>yfinance</w:t>
       </w:r>
       <w:proofErr w:type="spellEnd"/>
+      <w:r>
+        <w:t xml:space="preserve"> e a tabela onde foi persistida</w:t>
+      </w:r>
+    </w:p>
+    <w:p>
+      <w:pPr>
+        <w:pStyle w:val="PargrafodaLista"/>
+        <w:numPr>
+          <w:ilvl w:val="0"/>
+          <w:numId w:val="1"/>
+        </w:numPr>
+      </w:pPr>
+      <w:r>
+        <w:t xml:space="preserve">Mostrar o </w:t>
+      </w:r>
+      <w:proofErr w:type="spellStart"/>
+      <w:r>
+        <w:t>scheduler</w:t>
+      </w:r>
+      <w:proofErr w:type="spellEnd"/>
+      <w:r>
+        <w:t xml:space="preserve"> de atualização dos preços</w:t>
+      </w:r>
+    </w:p>
+    <w:p>
+      <w:pPr>
+        <w:pStyle w:val="PargrafodaLista"/>
+        <w:numPr>
+          <w:ilvl w:val="0"/>
+          <w:numId w:val="1"/>
+        </w:numPr>
+      </w:pPr>
+      <w:r>
+        <w:t>Rodar</w:t>
+      </w:r>
     </w:p>
     <w:p>
       <w:pPr>
